--- a/Quiz 6.docx
+++ b/Quiz 6.docx
@@ -92,19 +92,7 @@
           <w:szCs w:val="36"/>
           <w14:ligatures w14:val="none"/>
         </w:rPr>
-        <w:t>Question 1 </w:t>
-      </w:r>
-      <w:r>
-        <w:rPr>
-          <w:rFonts w:ascii="Lato" w:eastAsia="Times New Roman" w:hAnsi="Lato" w:cs="Times New Roman"/>
-          <w:color w:val="202122"/>
-          <w:spacing w:val="3"/>
-          <w:kern w:val="0"/>
-          <w:sz w:val="36"/>
-          <w:szCs w:val="36"/>
-          <w14:ligatures w14:val="none"/>
-        </w:rPr>
-        <w:t>(1 point)</w:t>
+        <w:t>Question 1</w:t>
       </w:r>
     </w:p>
     <w:p>
@@ -130,7 +118,7 @@
           <w:szCs w:val="28"/>
           <w14:ligatures w14:val="none"/>
         </w:rPr>
-        <w:t>Given the following code snippet that's part of a complete C++ program that compiles and runs:</w:t>
+        <w:t>Given the following code snippet</w:t>
       </w:r>
       <w:r>
         <w:rPr>
@@ -410,19 +398,7 @@
           <w:szCs w:val="36"/>
           <w14:ligatures w14:val="none"/>
         </w:rPr>
-        <w:t>Question 2 </w:t>
-      </w:r>
-      <w:r>
-        <w:rPr>
-          <w:rFonts w:ascii="Lato" w:eastAsia="Times New Roman" w:hAnsi="Lato" w:cs="Times New Roman"/>
-          <w:color w:val="202122"/>
-          <w:spacing w:val="3"/>
-          <w:kern w:val="0"/>
-          <w:sz w:val="36"/>
-          <w:szCs w:val="36"/>
-          <w14:ligatures w14:val="none"/>
-        </w:rPr>
-        <w:t>(1 point)</w:t>
+        <w:t>Question 2</w:t>
       </w:r>
     </w:p>
     <w:p>
@@ -448,7 +424,7 @@
           <w:szCs w:val="28"/>
           <w14:ligatures w14:val="none"/>
         </w:rPr>
-        <w:t>Given the following code snippet that's part of a complete C++ program that compiles and runs:</w:t>
+        <w:t>Given the following code snippet</w:t>
       </w:r>
       <w:r>
         <w:rPr>
@@ -683,19 +659,7 @@
           <w:szCs w:val="36"/>
           <w14:ligatures w14:val="none"/>
         </w:rPr>
-        <w:t>Question 3 </w:t>
-      </w:r>
-      <w:r>
-        <w:rPr>
-          <w:rFonts w:ascii="Lato" w:eastAsia="Times New Roman" w:hAnsi="Lato" w:cs="Times New Roman"/>
-          <w:color w:val="202122"/>
-          <w:spacing w:val="3"/>
-          <w:kern w:val="0"/>
-          <w:sz w:val="36"/>
-          <w:szCs w:val="36"/>
-          <w14:ligatures w14:val="none"/>
-        </w:rPr>
-        <w:t>(1 point)</w:t>
+        <w:t>Question 3</w:t>
       </w:r>
     </w:p>
     <w:p>
@@ -721,7 +685,7 @@
           <w:szCs w:val="28"/>
           <w14:ligatures w14:val="none"/>
         </w:rPr>
-        <w:t>Given the following code snippet that's part of a complete C++ program that compiles and runs:</w:t>
+        <w:t>Given the following code snippet</w:t>
       </w:r>
       <w:r>
         <w:rPr>
@@ -983,20 +947,7 @@
           <w:szCs w:val="36"/>
           <w14:ligatures w14:val="none"/>
         </w:rPr>
-        <w:lastRenderedPageBreak/>
-        <w:t>Question 4 </w:t>
-      </w:r>
-      <w:r>
-        <w:rPr>
-          <w:rFonts w:ascii="Lato" w:eastAsia="Times New Roman" w:hAnsi="Lato" w:cs="Times New Roman"/>
-          <w:color w:val="202122"/>
-          <w:spacing w:val="3"/>
-          <w:kern w:val="0"/>
-          <w:sz w:val="36"/>
-          <w:szCs w:val="36"/>
-          <w14:ligatures w14:val="none"/>
-        </w:rPr>
-        <w:t>(1 point)</w:t>
+        <w:t>Question 4</w:t>
       </w:r>
     </w:p>
     <w:p>
@@ -1022,7 +973,8 @@
           <w:szCs w:val="28"/>
           <w14:ligatures w14:val="none"/>
         </w:rPr>
-        <w:t>Given the following code snippet that's part of a complete C++ program that compiles and runs:</w:t>
+        <w:lastRenderedPageBreak/>
+        <w:t>Given the following code snippet</w:t>
       </w:r>
       <w:r>
         <w:rPr>
@@ -1301,19 +1253,7 @@
           <w:szCs w:val="36"/>
           <w14:ligatures w14:val="none"/>
         </w:rPr>
-        <w:t>Question 5 </w:t>
-      </w:r>
-      <w:r>
-        <w:rPr>
-          <w:rFonts w:ascii="Lato" w:eastAsia="Times New Roman" w:hAnsi="Lato" w:cs="Times New Roman"/>
-          <w:color w:val="202122"/>
-          <w:spacing w:val="3"/>
-          <w:kern w:val="0"/>
-          <w:sz w:val="36"/>
-          <w:szCs w:val="36"/>
-          <w14:ligatures w14:val="none"/>
-        </w:rPr>
-        <w:t>(1 point)</w:t>
+        <w:t>Question 5</w:t>
       </w:r>
     </w:p>
     <w:p>
@@ -1339,7 +1279,7 @@
           <w:szCs w:val="28"/>
           <w14:ligatures w14:val="none"/>
         </w:rPr>
-        <w:t>Given the following code snippet that's part of a complete C++ program that compiles and runs:</w:t>
+        <w:t>Given the following code snippet</w:t>
       </w:r>
       <w:r>
         <w:rPr>
@@ -1646,19 +1586,7 @@
           <w:szCs w:val="36"/>
           <w14:ligatures w14:val="none"/>
         </w:rPr>
-        <w:t>Question 6 </w:t>
-      </w:r>
-      <w:r>
-        <w:rPr>
-          <w:rFonts w:ascii="Lato" w:eastAsia="Times New Roman" w:hAnsi="Lato" w:cs="Times New Roman"/>
-          <w:color w:val="202122"/>
-          <w:spacing w:val="3"/>
-          <w:kern w:val="0"/>
-          <w:sz w:val="36"/>
-          <w:szCs w:val="36"/>
-          <w14:ligatures w14:val="none"/>
-        </w:rPr>
-        <w:t>(1 point)</w:t>
+        <w:t>Question 6</w:t>
       </w:r>
     </w:p>
     <w:p>
@@ -1762,18 +1690,6 @@
           <w14:ligatures w14:val="none"/>
         </w:rPr>
         <w:br/>
-      </w:r>
-      <w:r>
-        <w:rPr>
-          <w:rFonts w:ascii="Lato" w:eastAsia="Times New Roman" w:hAnsi="Lato" w:cs="Times New Roman"/>
-          <w:color w:val="202122"/>
-          <w:spacing w:val="3"/>
-          <w:kern w:val="0"/>
-          <w:sz w:val="28"/>
-          <w:szCs w:val="28"/>
-          <w14:ligatures w14:val="none"/>
-        </w:rPr>
-        <w:lastRenderedPageBreak/>
         <w:t>assert(</w:t>
       </w:r>
       <w:proofErr w:type="spellStart"/>
@@ -1872,19 +1788,7 @@
           <w:szCs w:val="36"/>
           <w14:ligatures w14:val="none"/>
         </w:rPr>
-        <w:t>Question 7 </w:t>
-      </w:r>
-      <w:r>
-        <w:rPr>
-          <w:rFonts w:ascii="Lato" w:eastAsia="Times New Roman" w:hAnsi="Lato" w:cs="Times New Roman"/>
-          <w:color w:val="202122"/>
-          <w:spacing w:val="3"/>
-          <w:kern w:val="0"/>
-          <w:sz w:val="36"/>
-          <w:szCs w:val="36"/>
-          <w14:ligatures w14:val="none"/>
-        </w:rPr>
-        <w:t>(1 point)</w:t>
+        <w:t>Question 7</w:t>
       </w:r>
     </w:p>
     <w:p>
@@ -1910,7 +1814,8 @@
           <w:szCs w:val="28"/>
           <w14:ligatures w14:val="none"/>
         </w:rPr>
-        <w:t>Given the following code snippet that's part of a complete C++ program that compiles and runs:</w:t>
+        <w:lastRenderedPageBreak/>
+        <w:t>Given the following code snippet</w:t>
       </w:r>
       <w:r>
         <w:rPr>
@@ -2145,19 +2050,7 @@
           <w:szCs w:val="36"/>
           <w14:ligatures w14:val="none"/>
         </w:rPr>
-        <w:t>Question 8 </w:t>
-      </w:r>
-      <w:r>
-        <w:rPr>
-          <w:rFonts w:ascii="Lato" w:eastAsia="Times New Roman" w:hAnsi="Lato" w:cs="Times New Roman"/>
-          <w:color w:val="202122"/>
-          <w:spacing w:val="3"/>
-          <w:kern w:val="0"/>
-          <w:sz w:val="36"/>
-          <w:szCs w:val="36"/>
-          <w14:ligatures w14:val="none"/>
-        </w:rPr>
-        <w:t>(1 point)</w:t>
+        <w:t>Question 8</w:t>
       </w:r>
     </w:p>
     <w:p>
@@ -2183,7 +2076,7 @@
           <w:szCs w:val="28"/>
           <w14:ligatures w14:val="none"/>
         </w:rPr>
-        <w:t>Given the following code snippet that's part of a complete C++ program that compiles and runs:</w:t>
+        <w:t>Given the following code snippet</w:t>
       </w:r>
       <w:r>
         <w:rPr>
@@ -2430,32 +2323,6 @@
         </w:rPr>
         <w:br/>
         <w:t>what is the output of the program?</w:t>
-      </w:r>
-    </w:p>
-    <w:p>
-      <w:pPr>
-        <w:spacing w:after="0" w:line="240" w:lineRule="auto"/>
-        <w:rPr>
-          <w:rFonts w:ascii="Lato" w:eastAsia="Times New Roman" w:hAnsi="Lato" w:cs="Times New Roman"/>
-          <w:color w:val="202122"/>
-          <w:spacing w:val="3"/>
-          <w:kern w:val="0"/>
-          <w:sz w:val="28"/>
-          <w:szCs w:val="28"/>
-          <w14:ligatures w14:val="none"/>
-        </w:rPr>
-      </w:pPr>
-      <w:r>
-        <w:rPr>
-          <w:rFonts w:ascii="Lato" w:eastAsia="Times New Roman" w:hAnsi="Lato" w:cs="Times New Roman"/>
-          <w:color w:val="202122"/>
-          <w:spacing w:val="3"/>
-          <w:kern w:val="0"/>
-          <w:sz w:val="28"/>
-          <w:szCs w:val="28"/>
-          <w14:ligatures w14:val="none"/>
-        </w:rPr>
-        <w:t>Question 8 options:</w:t>
       </w:r>
     </w:p>
     <w:tbl>
@@ -2561,19 +2428,7 @@
           <w:szCs w:val="36"/>
           <w14:ligatures w14:val="none"/>
         </w:rPr>
-        <w:t>Question 9 </w:t>
-      </w:r>
-      <w:r>
-        <w:rPr>
-          <w:rFonts w:ascii="Lato" w:eastAsia="Times New Roman" w:hAnsi="Lato" w:cs="Times New Roman"/>
-          <w:color w:val="202122"/>
-          <w:spacing w:val="3"/>
-          <w:kern w:val="0"/>
-          <w:sz w:val="36"/>
-          <w:szCs w:val="36"/>
-          <w14:ligatures w14:val="none"/>
-        </w:rPr>
-        <w:t>(1 point)</w:t>
+        <w:t>Question 9</w:t>
       </w:r>
     </w:p>
     <w:p>
@@ -2599,7 +2454,7 @@
           <w:szCs w:val="28"/>
           <w14:ligatures w14:val="none"/>
         </w:rPr>
-        <w:t>Given the following code snippet that's part of a complete C++ program that compiles and runs:</w:t>
+        <w:t>Given the following code snippet</w:t>
       </w:r>
       <w:r>
         <w:rPr>
@@ -2665,7 +2520,6 @@
           <w:szCs w:val="28"/>
           <w14:ligatures w14:val="none"/>
         </w:rPr>
-        <w:lastRenderedPageBreak/>
         <w:t xml:space="preserve">for (int </w:t>
       </w:r>
       <w:proofErr w:type="spellStart"/>
@@ -2995,19 +2849,7 @@
           <w:szCs w:val="36"/>
           <w14:ligatures w14:val="none"/>
         </w:rPr>
-        <w:t>Question 10 </w:t>
-      </w:r>
-      <w:r>
-        <w:rPr>
-          <w:rFonts w:ascii="Lato" w:eastAsia="Times New Roman" w:hAnsi="Lato" w:cs="Times New Roman"/>
-          <w:color w:val="202122"/>
-          <w:spacing w:val="3"/>
-          <w:kern w:val="0"/>
-          <w:sz w:val="36"/>
-          <w:szCs w:val="36"/>
-          <w14:ligatures w14:val="none"/>
-        </w:rPr>
-        <w:t>(1 point)</w:t>
+        <w:t>Question 10</w:t>
       </w:r>
     </w:p>
     <w:p>
@@ -3033,7 +2875,8 @@
           <w:szCs w:val="28"/>
           <w14:ligatures w14:val="none"/>
         </w:rPr>
-        <w:t>Given the following code snippet that's part of a complete C++ program that compiles and runs:</w:t>
+        <w:lastRenderedPageBreak/>
+        <w:t>Given the following code snippet</w:t>
       </w:r>
       <w:r>
         <w:rPr>
@@ -3301,19 +3144,7 @@
           <w:szCs w:val="36"/>
           <w14:ligatures w14:val="none"/>
         </w:rPr>
-        <w:t>Question 11 </w:t>
-      </w:r>
-      <w:r>
-        <w:rPr>
-          <w:rFonts w:ascii="Lato" w:eastAsia="Times New Roman" w:hAnsi="Lato" w:cs="Times New Roman"/>
-          <w:color w:val="202122"/>
-          <w:spacing w:val="3"/>
-          <w:kern w:val="0"/>
-          <w:sz w:val="36"/>
-          <w:szCs w:val="36"/>
-          <w14:ligatures w14:val="none"/>
-        </w:rPr>
-        <w:t>(1 point)</w:t>
+        <w:t>Question 11</w:t>
       </w:r>
     </w:p>
     <w:p>
@@ -3339,7 +3170,7 @@
           <w:szCs w:val="28"/>
           <w14:ligatures w14:val="none"/>
         </w:rPr>
-        <w:t>Given the following code snippet that's part of a complete C++ program that compiles and runs:</w:t>
+        <w:t>Given the following code snippet</w:t>
       </w:r>
       <w:r>
         <w:rPr>
@@ -3600,19 +3431,7 @@
           <w:szCs w:val="36"/>
           <w14:ligatures w14:val="none"/>
         </w:rPr>
-        <w:t>Question 12 </w:t>
-      </w:r>
-      <w:r>
-        <w:rPr>
-          <w:rFonts w:ascii="Lato" w:eastAsia="Times New Roman" w:hAnsi="Lato" w:cs="Times New Roman"/>
-          <w:color w:val="202122"/>
-          <w:spacing w:val="3"/>
-          <w:kern w:val="0"/>
-          <w:sz w:val="36"/>
-          <w:szCs w:val="36"/>
-          <w14:ligatures w14:val="none"/>
-        </w:rPr>
-        <w:t>(1 point)</w:t>
+        <w:t>Question 12</w:t>
       </w:r>
     </w:p>
     <w:p>
@@ -3638,7 +3457,7 @@
           <w:szCs w:val="28"/>
           <w14:ligatures w14:val="none"/>
         </w:rPr>
-        <w:t>Given the following code snippet that's part of a complete C++ program that compiles and runs:</w:t>
+        <w:t>Given the following code snippet</w:t>
       </w:r>
       <w:r>
         <w:rPr>
@@ -3835,20 +3654,7 @@
           <w:szCs w:val="28"/>
           <w14:ligatures w14:val="none"/>
         </w:rPr>
-        <w:t xml:space="preserve">"123456789 </w:t>
-      </w:r>
-      <w:r>
-        <w:rPr>
-          <w:rFonts w:ascii="Lato" w:eastAsia="Times New Roman" w:hAnsi="Lato" w:cs="Times New Roman"/>
-          <w:color w:val="202122"/>
-          <w:spacing w:val="3"/>
-          <w:kern w:val="0"/>
-          <w:sz w:val="28"/>
-          <w:szCs w:val="28"/>
-          <w14:ligatures w14:val="none"/>
-        </w:rPr>
-        <w:lastRenderedPageBreak/>
-        <w:t>a");</w:t>
+        <w:t>"123456789 a");</w:t>
       </w:r>
       <w:r>
         <w:rPr>
@@ -3984,19 +3790,7 @@
           <w:szCs w:val="36"/>
           <w14:ligatures w14:val="none"/>
         </w:rPr>
-        <w:t>Question 13 </w:t>
-      </w:r>
-      <w:r>
-        <w:rPr>
-          <w:rFonts w:ascii="Lato" w:eastAsia="Times New Roman" w:hAnsi="Lato" w:cs="Times New Roman"/>
-          <w:color w:val="202122"/>
-          <w:spacing w:val="3"/>
-          <w:kern w:val="0"/>
-          <w:sz w:val="36"/>
-          <w:szCs w:val="36"/>
-          <w14:ligatures w14:val="none"/>
-        </w:rPr>
-        <w:t>(1 point)</w:t>
+        <w:t>Question 13</w:t>
       </w:r>
     </w:p>
     <w:p>
@@ -4022,7 +3816,7 @@
           <w:szCs w:val="28"/>
           <w14:ligatures w14:val="none"/>
         </w:rPr>
-        <w:t>Given the following code snippet that's part of a complete C++ program that compiles and runs:</w:t>
+        <w:t>Given the following code snippet</w:t>
       </w:r>
       <w:r>
         <w:rPr>
@@ -4089,6 +3883,7 @@
           <w:szCs w:val="28"/>
           <w14:ligatures w14:val="none"/>
         </w:rPr>
+        <w:lastRenderedPageBreak/>
         <w:t>cout</w:t>
       </w:r>
       <w:proofErr w:type="spellEnd"/>
@@ -4346,19 +4141,7 @@
           <w:szCs w:val="36"/>
           <w14:ligatures w14:val="none"/>
         </w:rPr>
-        <w:t>Question 14 </w:t>
-      </w:r>
-      <w:r>
-        <w:rPr>
-          <w:rFonts w:ascii="Lato" w:eastAsia="Times New Roman" w:hAnsi="Lato" w:cs="Times New Roman"/>
-          <w:color w:val="202122"/>
-          <w:spacing w:val="3"/>
-          <w:kern w:val="0"/>
-          <w:sz w:val="36"/>
-          <w:szCs w:val="36"/>
-          <w14:ligatures w14:val="none"/>
-        </w:rPr>
-        <w:t>(1 point)</w:t>
+        <w:t>Question 14</w:t>
       </w:r>
     </w:p>
     <w:p>
@@ -4384,7 +4167,7 @@
           <w:szCs w:val="28"/>
           <w14:ligatures w14:val="none"/>
         </w:rPr>
-        <w:t>Given the following code snippet that's part of a complete C++ program that compiles and runs:</w:t>
+        <w:t>Given the following code snippet</w:t>
       </w:r>
       <w:r>
         <w:rPr>
@@ -4645,19 +4428,7 @@
           <w:szCs w:val="36"/>
           <w14:ligatures w14:val="none"/>
         </w:rPr>
-        <w:t>Question 15 </w:t>
-      </w:r>
-      <w:r>
-        <w:rPr>
-          <w:rFonts w:ascii="Lato" w:eastAsia="Times New Roman" w:hAnsi="Lato" w:cs="Times New Roman"/>
-          <w:color w:val="202122"/>
-          <w:spacing w:val="3"/>
-          <w:kern w:val="0"/>
-          <w:sz w:val="36"/>
-          <w:szCs w:val="36"/>
-          <w14:ligatures w14:val="none"/>
-        </w:rPr>
-        <w:t>(1 point)</w:t>
+        <w:t>Question 15</w:t>
       </w:r>
     </w:p>
     <w:p>
@@ -4716,19 +4487,7 @@
           <w:szCs w:val="36"/>
           <w14:ligatures w14:val="none"/>
         </w:rPr>
-        <w:t>Question 16 </w:t>
-      </w:r>
-      <w:r>
-        <w:rPr>
-          <w:rFonts w:ascii="Lato" w:eastAsia="Times New Roman" w:hAnsi="Lato" w:cs="Times New Roman"/>
-          <w:color w:val="202122"/>
-          <w:spacing w:val="3"/>
-          <w:kern w:val="0"/>
-          <w:sz w:val="36"/>
-          <w:szCs w:val="36"/>
-          <w14:ligatures w14:val="none"/>
-        </w:rPr>
-        <w:t>(1 point)</w:t>
+        <w:t>Question 16</w:t>
       </w:r>
     </w:p>
     <w:p>
@@ -4865,20 +4624,7 @@
           <w:szCs w:val="36"/>
           <w14:ligatures w14:val="none"/>
         </w:rPr>
-        <w:lastRenderedPageBreak/>
-        <w:t>Question 17 </w:t>
-      </w:r>
-      <w:r>
-        <w:rPr>
-          <w:rFonts w:ascii="Lato" w:eastAsia="Times New Roman" w:hAnsi="Lato" w:cs="Times New Roman"/>
-          <w:color w:val="202122"/>
-          <w:spacing w:val="3"/>
-          <w:kern w:val="0"/>
-          <w:sz w:val="36"/>
-          <w:szCs w:val="36"/>
-          <w14:ligatures w14:val="none"/>
-        </w:rPr>
-        <w:t>(1 point)</w:t>
+        <w:t>Question 17</w:t>
       </w:r>
     </w:p>
     <w:p>
@@ -4904,7 +4650,7 @@
           <w:szCs w:val="28"/>
           <w14:ligatures w14:val="none"/>
         </w:rPr>
-        <w:t>Given the following code snippet that's part of a complete C++ program that compiles and runs:</w:t>
+        <w:t>Given the following code snippet</w:t>
       </w:r>
       <w:r>
         <w:rPr>
@@ -4998,9 +4744,36 @@
           <w:szCs w:val="28"/>
           <w14:ligatures w14:val="none"/>
         </w:rPr>
-        <w:t xml:space="preserve">(); it != </w:t>
+        <w:t xml:space="preserve">(); </w:t>
+      </w:r>
+      <w:proofErr w:type="gramStart"/>
+      <w:r>
+        <w:rPr>
+          <w:rFonts w:ascii="Lato" w:eastAsia="Times New Roman" w:hAnsi="Lato" w:cs="Times New Roman"/>
+          <w:color w:val="202122"/>
+          <w:spacing w:val="3"/>
+          <w:kern w:val="0"/>
+          <w:sz w:val="28"/>
+          <w:szCs w:val="28"/>
+          <w14:ligatures w14:val="none"/>
+        </w:rPr>
+        <w:t>it !</w:t>
+      </w:r>
+      <w:proofErr w:type="gramEnd"/>
+      <w:r>
+        <w:rPr>
+          <w:rFonts w:ascii="Lato" w:eastAsia="Times New Roman" w:hAnsi="Lato" w:cs="Times New Roman"/>
+          <w:color w:val="202122"/>
+          <w:spacing w:val="3"/>
+          <w:kern w:val="0"/>
+          <w:sz w:val="28"/>
+          <w:szCs w:val="28"/>
+          <w14:ligatures w14:val="none"/>
+        </w:rPr>
+        <w:t xml:space="preserve">= </w:t>
       </w:r>
       <w:proofErr w:type="spellStart"/>
+      <w:proofErr w:type="gramStart"/>
       <w:r>
         <w:rPr>
           <w:rFonts w:ascii="Lato" w:eastAsia="Times New Roman" w:hAnsi="Lato" w:cs="Times New Roman"/>
@@ -5014,6 +4787,7 @@
         <w:t>data.rend</w:t>
       </w:r>
       <w:proofErr w:type="spellEnd"/>
+      <w:proofErr w:type="gramEnd"/>
       <w:r>
         <w:rPr>
           <w:rFonts w:ascii="Lato" w:eastAsia="Times New Roman" w:hAnsi="Lato" w:cs="Times New Roman"/>
@@ -5221,19 +4995,7 @@
           <w:szCs w:val="36"/>
           <w14:ligatures w14:val="none"/>
         </w:rPr>
-        <w:t>Question 18 </w:t>
-      </w:r>
-      <w:r>
-        <w:rPr>
-          <w:rFonts w:ascii="Lato" w:eastAsia="Times New Roman" w:hAnsi="Lato" w:cs="Times New Roman"/>
-          <w:color w:val="202122"/>
-          <w:spacing w:val="3"/>
-          <w:kern w:val="0"/>
-          <w:sz w:val="36"/>
-          <w:szCs w:val="36"/>
-          <w14:ligatures w14:val="none"/>
-        </w:rPr>
-        <w:t>(1 point)</w:t>
+        <w:t>Question 18</w:t>
       </w:r>
     </w:p>
     <w:p>
@@ -5259,6 +5021,7 @@
           <w:szCs w:val="28"/>
           <w14:ligatures w14:val="none"/>
         </w:rPr>
+        <w:lastRenderedPageBreak/>
         <w:t>Write a function that takes a string argument and returns the reverse of the string. E.g. if "hi" is passed as an argument, "</w:t>
       </w:r>
       <w:proofErr w:type="spellStart"/>
@@ -5318,19 +5081,7 @@
           <w:szCs w:val="36"/>
           <w14:ligatures w14:val="none"/>
         </w:rPr>
-        <w:t>Question 19 (Bonus) </w:t>
-      </w:r>
-      <w:r>
-        <w:rPr>
-          <w:rFonts w:ascii="Lato" w:eastAsia="Times New Roman" w:hAnsi="Lato" w:cs="Times New Roman"/>
-          <w:color w:val="202122"/>
-          <w:spacing w:val="3"/>
-          <w:kern w:val="0"/>
-          <w:sz w:val="36"/>
-          <w:szCs w:val="36"/>
-          <w14:ligatures w14:val="none"/>
-        </w:rPr>
-        <w:t>(1 point)</w:t>
+        <w:t>Question 19 (Bonus)</w:t>
       </w:r>
     </w:p>
     <w:p>
@@ -5415,19 +5166,7 @@
           <w:szCs w:val="36"/>
           <w14:ligatures w14:val="none"/>
         </w:rPr>
-        <w:t>Question 20 </w:t>
-      </w:r>
-      <w:r>
-        <w:rPr>
-          <w:rFonts w:ascii="Lato" w:eastAsia="Times New Roman" w:hAnsi="Lato" w:cs="Times New Roman"/>
-          <w:color w:val="202122"/>
-          <w:spacing w:val="3"/>
-          <w:kern w:val="0"/>
-          <w:sz w:val="36"/>
-          <w:szCs w:val="36"/>
-          <w14:ligatures w14:val="none"/>
-        </w:rPr>
-        <w:t>(1 point)</w:t>
+        <w:t>Question 20</w:t>
       </w:r>
     </w:p>
     <w:p>
@@ -5559,19 +5298,7 @@
           <w:szCs w:val="36"/>
           <w14:ligatures w14:val="none"/>
         </w:rPr>
-        <w:t>Question 21 </w:t>
-      </w:r>
-      <w:r>
-        <w:rPr>
-          <w:rFonts w:ascii="Lato" w:eastAsia="Times New Roman" w:hAnsi="Lato" w:cs="Times New Roman"/>
-          <w:color w:val="202122"/>
-          <w:spacing w:val="3"/>
-          <w:kern w:val="0"/>
-          <w:sz w:val="36"/>
-          <w:szCs w:val="36"/>
-          <w14:ligatures w14:val="none"/>
-        </w:rPr>
-        <w:t>(1 point)</w:t>
+        <w:t>Question 21</w:t>
       </w:r>
     </w:p>
     <w:p>
